--- a/TestFiles/RP/RP015-MoveFrom-MoveTo-Rejected.docx
+++ b/TestFiles/RP/RP015-MoveFrom-MoveTo-Rejected.docx
@@ -48,13 +48,6 @@
         </w:rPr>
       </w:pPr>
       <w:bookmarkStart w:id="4" w:name="_GoBack"/>
-    </w:p>
-    <w:p>
-      <w:pPr>
-        <w:rPr>
-          <w:lang w:val="en-US"/>
-        </w:rPr>
-      </w:pPr>
       <w:r>
         <w:rPr>
           <w:lang w:val="en-US"/>
